--- a/diagram/samples/bpmn.docx
+++ b/diagram/samples/bpmn.docx
@@ -78,7 +78,7 @@
           <w:color w:val="606A78"/>
           <w:sz w:val="18"/>
         </w:rPr>
-        <w:t>BPMN — Order Fulfilment</w:t>
+        <w:t>BPMN: Order Fulfilment</w:t>
       </w:r>
     </w:p>
     <w:p>
@@ -94,7 +94,7 @@
         <w:t>Order received</w:t>
       </w:r>
       <w:r>
-        <w:t xml:space="preserve"> — start; connects to Validate order</w:t>
+        <w:t>: start; connects to Validate order</w:t>
       </w:r>
     </w:p>
     <w:p>
@@ -110,7 +110,7 @@
         <w:t>Validate order</w:t>
       </w:r>
       <w:r>
-        <w:t xml:space="preserve"> — task; connects to In stock?</w:t>
+        <w:t>: task; connects to In stock?</w:t>
       </w:r>
     </w:p>
     <w:p>
@@ -126,7 +126,7 @@
         <w:t>In stock?</w:t>
       </w:r>
       <w:r>
-        <w:t xml:space="preserve"> — gateway; connects to Reserve stock (yes), Create backorder (no)</w:t>
+        <w:t>: gateway; connects to Reserve stock (yes), Create backorder (no)</w:t>
       </w:r>
     </w:p>
     <w:p>
@@ -142,7 +142,7 @@
         <w:t>Reserve stock</w:t>
       </w:r>
       <w:r>
-        <w:t xml:space="preserve"> — task; connects to Ship order</w:t>
+        <w:t>: task; connects to Ship order</w:t>
       </w:r>
     </w:p>
     <w:p>
@@ -158,7 +158,7 @@
         <w:t>Create backorder</w:t>
       </w:r>
       <w:r>
-        <w:t xml:space="preserve"> — task; connects to Ship order</w:t>
+        <w:t>: task; connects to Ship order</w:t>
       </w:r>
     </w:p>
     <w:p>
@@ -174,7 +174,7 @@
         <w:t>Ship order</w:t>
       </w:r>
       <w:r>
-        <w:t xml:space="preserve"> — task; connects to Order complete</w:t>
+        <w:t>: task; connects to Order complete</w:t>
       </w:r>
     </w:p>
     <w:p>
@@ -190,7 +190,7 @@
         <w:t>Order complete</w:t>
       </w:r>
       <w:r>
-        <w:t xml:space="preserve"> — end</w:t>
+        <w:t>: end</w:t>
       </w:r>
     </w:p>
     <w:sectPr>
